--- a/public/cv/Ben-Whitfield-Heap-CV.docx
+++ b/public/cv/Ben-Whitfield-Heap-CV.docx
@@ -415,7 +415,7 @@
               </w:rPr>
               <w:t>LIVE SAAS</w:t>
               <w:br/>
-              <w:t>WCCRM / AI-built SaaS</w:t>
+              <w:t>AI-built SaaS</w:t>
             </w:r>
           </w:p>
         </w:tc>
@@ -440,7 +440,7 @@
                 <w:color w:val="102A2F"/>
                 <w:sz w:val="18"/>
               </w:rPr>
-              <w:t>The live Wolds Record app, alongside WCCRM, the SaaS product I built solo with AI.</w:t>
+              <w:t>The live Wolds Record app, a SaaS product I built solo with AI.</w:t>
             </w:r>
           </w:p>
           <w:p>
@@ -456,25 +456,6 @@
                   <w:u w:val="single"/>
                 </w:rPr>
                 <w:t>Open app</w:t>
-              </w:r>
-            </w:hyperlink>
-            <w:r>
-              <w:rPr>
-                <w:rFonts w:ascii="Consolas" w:hAnsi="Consolas"/>
-                <w:color w:val="536467"/>
-                <w:sz w:val="14"/>
-              </w:rPr>
-              <w:t xml:space="preserve">  ·  </w:t>
-            </w:r>
-            <w:hyperlink r:id="rId15">
-              <w:r>
-                <w:rPr>
-                  <w:rFonts w:ascii="Calibri" w:hAnsi="Calibri"/>
-                  <w:color w:val="0E5E64"/>
-                  <w:sz w:val="16"/>
-                  <w:u w:val="single"/>
-                </w:rPr>
-                <w:t>WCCRM on GitHub</w:t>
               </w:r>
             </w:hyperlink>
           </w:p>
@@ -552,7 +533,7 @@
             <w:pPr>
               <w:spacing w:after="0"/>
             </w:pPr>
-            <w:hyperlink r:id="rId16">
+            <w:hyperlink r:id="rId15">
               <w:r>
                 <w:rPr>
                   <w:rFonts w:ascii="Calibri" w:hAnsi="Calibri"/>
@@ -638,7 +619,7 @@
             <w:pPr>
               <w:spacing w:after="0"/>
             </w:pPr>
-            <w:hyperlink r:id="rId17">
+            <w:hyperlink r:id="rId16">
               <w:r>
                 <w:rPr>
                   <w:rFonts w:ascii="Calibri" w:hAnsi="Calibri"/>
@@ -657,7 +638,7 @@
               </w:rPr>
               <w:t xml:space="preserve">  ·  </w:t>
             </w:r>
-            <w:hyperlink r:id="rId18">
+            <w:hyperlink r:id="rId17">
               <w:r>
                 <w:rPr>
                   <w:rFonts w:ascii="Calibri" w:hAnsi="Calibri"/>
@@ -743,7 +724,7 @@
             <w:pPr>
               <w:spacing w:after="0"/>
             </w:pPr>
-            <w:hyperlink r:id="rId19">
+            <w:hyperlink r:id="rId18">
               <w:r>
                 <w:rPr>
                   <w:rFonts w:ascii="Calibri" w:hAnsi="Calibri"/>
@@ -829,7 +810,7 @@
             <w:pPr>
               <w:spacing w:after="0"/>
             </w:pPr>
-            <w:hyperlink r:id="rId20">
+            <w:hyperlink r:id="rId19">
               <w:r>
                 <w:rPr>
                   <w:rFonts w:ascii="Calibri" w:hAnsi="Calibri"/>
@@ -848,7 +829,7 @@
               </w:rPr>
               <w:t xml:space="preserve">  ·  </w:t>
             </w:r>
-            <w:hyperlink r:id="rId21">
+            <w:hyperlink r:id="rId20">
               <w:r>
                 <w:rPr>
                   <w:rFonts w:ascii="Calibri" w:hAnsi="Calibri"/>
@@ -934,7 +915,7 @@
             <w:pPr>
               <w:spacing w:after="0"/>
             </w:pPr>
-            <w:hyperlink r:id="rId22">
+            <w:hyperlink r:id="rId21">
               <w:r>
                 <w:rPr>
                   <w:rFonts w:ascii="Calibri" w:hAnsi="Calibri"/>
@@ -953,7 +934,7 @@
               </w:rPr>
               <w:t xml:space="preserve">  ·  </w:t>
             </w:r>
-            <w:hyperlink r:id="rId23">
+            <w:hyperlink r:id="rId22">
               <w:r>
                 <w:rPr>
                   <w:rFonts w:ascii="Calibri" w:hAnsi="Calibri"/>
@@ -1481,7 +1462,7 @@
         <w:pStyle w:val="CVContext"/>
         <w:keepNext w:val="1"/>
       </w:pPr>
-      <w:hyperlink r:id="rId24">
+      <w:hyperlink r:id="rId23">
         <w:r>
           <w:rPr>
             <w:rFonts w:ascii="Calibri" w:hAnsi="Calibri"/>
